--- a/Resume for Web Dev with code notes.docx
+++ b/Resume for Web Dev with code notes.docx
@@ -10,8 +10,47 @@
           <w:szCs w:val="24"/>
         </w:rPr>
       </w:pPr>
-      <w:bookmarkStart w:id="0" w:name="_GoBack"/>
-      <w:bookmarkEnd w:id="0"/>
+      <w:commentRangeStart w:id="0"/>
+      <w:r>
+        <w:rPr>
+          <w:rFonts w:ascii="Times New Roman" w:hAnsi="Times New Roman" w:cs="Times New Roman"/>
+          <w:sz w:val="24"/>
+          <w:szCs w:val="24"/>
+        </w:rPr>
+        <w:t>Jacqueline Ruth S</w:t>
+      </w:r>
+      <w:r>
+        <w:rPr>
+          <w:rFonts w:ascii="Times New Roman" w:hAnsi="Times New Roman" w:cs="Times New Roman"/>
+          <w:sz w:val="24"/>
+          <w:szCs w:val="24"/>
+        </w:rPr>
+        <w:t>c</w:t>
+      </w:r>
+      <w:r>
+        <w:rPr>
+          <w:rFonts w:ascii="Times New Roman" w:hAnsi="Times New Roman" w:cs="Times New Roman"/>
+          <w:sz w:val="24"/>
+          <w:szCs w:val="24"/>
+        </w:rPr>
+        <w:t xml:space="preserve">hechter </w:t>
+      </w:r>
+      <w:commentRangeEnd w:id="0"/>
+      <w:r>
+        <w:rPr>
+          <w:rStyle w:val="CommentReference"/>
+        </w:rPr>
+        <w:commentReference w:id="0"/>
+      </w:r>
+    </w:p>
+    <w:p>
+      <w:pPr>
+        <w:rPr>
+          <w:rFonts w:ascii="Times New Roman" w:hAnsi="Times New Roman" w:cs="Times New Roman"/>
+          <w:sz w:val="24"/>
+          <w:szCs w:val="24"/>
+        </w:rPr>
+      </w:pPr>
       <w:commentRangeStart w:id="1"/>
       <w:r>
         <w:rPr>
@@ -19,23 +58,65 @@
           <w:sz w:val="24"/>
           <w:szCs w:val="24"/>
         </w:rPr>
-        <w:t>Jacqueline Ruth S</w:t>
-      </w:r>
-      <w:r>
-        <w:rPr>
-          <w:rFonts w:ascii="Times New Roman" w:hAnsi="Times New Roman" w:cs="Times New Roman"/>
-          <w:sz w:val="24"/>
-          <w:szCs w:val="24"/>
-        </w:rPr>
-        <w:t>c</w:t>
-      </w:r>
-      <w:r>
-        <w:rPr>
-          <w:rFonts w:ascii="Times New Roman" w:hAnsi="Times New Roman" w:cs="Times New Roman"/>
-          <w:sz w:val="24"/>
-          <w:szCs w:val="24"/>
-        </w:rPr>
-        <w:t xml:space="preserve">hechter </w:t>
+        <w:t>8136 Pershing Avenue, St. L</w:t>
+      </w:r>
+      <w:r>
+        <w:rPr>
+          <w:rFonts w:ascii="Times New Roman" w:hAnsi="Times New Roman" w:cs="Times New Roman"/>
+          <w:sz w:val="24"/>
+          <w:szCs w:val="24"/>
+        </w:rPr>
+        <w:t>ouis, MO 63105 |</w:t>
+      </w:r>
+      <w:r>
+        <w:rPr>
+          <w:rFonts w:ascii="Times New Roman" w:hAnsi="Times New Roman" w:cs="Times New Roman"/>
+          <w:sz w:val="24"/>
+          <w:szCs w:val="24"/>
+        </w:rPr>
+        <w:t xml:space="preserve"> </w:t>
+      </w:r>
+      <w:proofErr w:type="gramStart"/>
+      <w:r>
+        <w:rPr>
+          <w:rFonts w:ascii="Times New Roman" w:hAnsi="Times New Roman" w:cs="Times New Roman"/>
+          <w:sz w:val="24"/>
+          <w:szCs w:val="24"/>
+        </w:rPr>
+        <w:t>314.809.3830</w:t>
+      </w:r>
+      <w:r>
+        <w:rPr>
+          <w:rFonts w:ascii="Times New Roman" w:hAnsi="Times New Roman" w:cs="Times New Roman"/>
+          <w:sz w:val="24"/>
+          <w:szCs w:val="24"/>
+        </w:rPr>
+        <w:t xml:space="preserve"> </w:t>
+      </w:r>
+      <w:r>
+        <w:rPr>
+          <w:rFonts w:ascii="Times New Roman" w:hAnsi="Times New Roman" w:cs="Times New Roman"/>
+          <w:sz w:val="24"/>
+          <w:szCs w:val="24"/>
+        </w:rPr>
+        <w:t xml:space="preserve"> |</w:t>
+      </w:r>
+      <w:proofErr w:type="gramEnd"/>
+      <w:r>
+        <w:rPr>
+          <w:rFonts w:ascii="Times New Roman" w:hAnsi="Times New Roman" w:cs="Times New Roman"/>
+          <w:sz w:val="24"/>
+          <w:szCs w:val="24"/>
+        </w:rPr>
+        <w:t xml:space="preserve"> </w:t>
+      </w:r>
+      <w:r>
+        <w:rPr>
+          <w:rFonts w:ascii="Times New Roman" w:hAnsi="Times New Roman" w:cs="Times New Roman"/>
+          <w:sz w:val="24"/>
+          <w:szCs w:val="24"/>
+        </w:rPr>
+        <w:t xml:space="preserve">Washington University in St. Louis </w:t>
       </w:r>
       <w:commentRangeEnd w:id="1"/>
       <w:r>
@@ -60,65 +141,7 @@
           <w:sz w:val="24"/>
           <w:szCs w:val="24"/>
         </w:rPr>
-        <w:t>8136 Pershing Avenue, St. L</w:t>
-      </w:r>
-      <w:r>
-        <w:rPr>
-          <w:rFonts w:ascii="Times New Roman" w:hAnsi="Times New Roman" w:cs="Times New Roman"/>
-          <w:sz w:val="24"/>
-          <w:szCs w:val="24"/>
-        </w:rPr>
-        <w:t>ouis, MO 63105 |</w:t>
-      </w:r>
-      <w:r>
-        <w:rPr>
-          <w:rFonts w:ascii="Times New Roman" w:hAnsi="Times New Roman" w:cs="Times New Roman"/>
-          <w:sz w:val="24"/>
-          <w:szCs w:val="24"/>
-        </w:rPr>
-        <w:t xml:space="preserve"> </w:t>
-      </w:r>
-      <w:proofErr w:type="gramStart"/>
-      <w:r>
-        <w:rPr>
-          <w:rFonts w:ascii="Times New Roman" w:hAnsi="Times New Roman" w:cs="Times New Roman"/>
-          <w:sz w:val="24"/>
-          <w:szCs w:val="24"/>
-        </w:rPr>
-        <w:t>314.809.3830</w:t>
-      </w:r>
-      <w:r>
-        <w:rPr>
-          <w:rFonts w:ascii="Times New Roman" w:hAnsi="Times New Roman" w:cs="Times New Roman"/>
-          <w:sz w:val="24"/>
-          <w:szCs w:val="24"/>
-        </w:rPr>
-        <w:t xml:space="preserve"> </w:t>
-      </w:r>
-      <w:r>
-        <w:rPr>
-          <w:rFonts w:ascii="Times New Roman" w:hAnsi="Times New Roman" w:cs="Times New Roman"/>
-          <w:sz w:val="24"/>
-          <w:szCs w:val="24"/>
-        </w:rPr>
-        <w:t xml:space="preserve"> |</w:t>
-      </w:r>
-      <w:proofErr w:type="gramEnd"/>
-      <w:r>
-        <w:rPr>
-          <w:rFonts w:ascii="Times New Roman" w:hAnsi="Times New Roman" w:cs="Times New Roman"/>
-          <w:sz w:val="24"/>
-          <w:szCs w:val="24"/>
-        </w:rPr>
-        <w:t xml:space="preserve"> </w:t>
-      </w:r>
-      <w:r>
-        <w:rPr>
-          <w:rFonts w:ascii="Times New Roman" w:hAnsi="Times New Roman" w:cs="Times New Roman"/>
-          <w:sz w:val="24"/>
-          <w:szCs w:val="24"/>
-        </w:rPr>
-        <w:t xml:space="preserve">Washington University in St. Louis </w:t>
+        <w:t xml:space="preserve">EDUCATION </w:t>
       </w:r>
       <w:commentRangeEnd w:id="2"/>
       <w:r>
@@ -143,7 +166,41 @@
           <w:sz w:val="24"/>
           <w:szCs w:val="24"/>
         </w:rPr>
-        <w:t xml:space="preserve">EDUCATION </w:t>
+        <w:t>2006 – 2012</w:t>
+      </w:r>
+      <w:r>
+        <w:rPr>
+          <w:rFonts w:ascii="Times New Roman" w:hAnsi="Times New Roman" w:cs="Times New Roman"/>
+          <w:sz w:val="24"/>
+          <w:szCs w:val="24"/>
+        </w:rPr>
+        <w:t xml:space="preserve">: MICDS 101 N. </w:t>
+      </w:r>
+      <w:proofErr w:type="spellStart"/>
+      <w:r>
+        <w:rPr>
+          <w:rFonts w:ascii="Times New Roman" w:hAnsi="Times New Roman" w:cs="Times New Roman"/>
+          <w:sz w:val="24"/>
+          <w:szCs w:val="24"/>
+        </w:rPr>
+        <w:t>Warson</w:t>
+      </w:r>
+      <w:proofErr w:type="spellEnd"/>
+      <w:r>
+        <w:rPr>
+          <w:rFonts w:ascii="Times New Roman" w:hAnsi="Times New Roman" w:cs="Times New Roman"/>
+          <w:sz w:val="24"/>
+          <w:szCs w:val="24"/>
+        </w:rPr>
+        <w:t xml:space="preserve"> Rd., </w:t>
+      </w:r>
+      <w:r>
+        <w:rPr>
+          <w:rFonts w:ascii="Times New Roman" w:hAnsi="Times New Roman" w:cs="Times New Roman"/>
+          <w:sz w:val="24"/>
+          <w:szCs w:val="24"/>
+        </w:rPr>
+        <w:t xml:space="preserve">St. Louis, MO 63124 </w:t>
       </w:r>
       <w:commentRangeEnd w:id="3"/>
       <w:r>
@@ -162,22 +219,6 @@
         </w:rPr>
       </w:pPr>
       <w:commentRangeStart w:id="4"/>
-      <w:r>
-        <w:rPr>
-          <w:rFonts w:ascii="Times New Roman" w:hAnsi="Times New Roman" w:cs="Times New Roman"/>
-          <w:sz w:val="24"/>
-          <w:szCs w:val="24"/>
-        </w:rPr>
-        <w:t>2006 – 2012</w:t>
-      </w:r>
-      <w:r>
-        <w:rPr>
-          <w:rFonts w:ascii="Times New Roman" w:hAnsi="Times New Roman" w:cs="Times New Roman"/>
-          <w:sz w:val="24"/>
-          <w:szCs w:val="24"/>
-        </w:rPr>
-        <w:t xml:space="preserve">: MICDS 101 N. </w:t>
-      </w:r>
       <w:proofErr w:type="spellStart"/>
       <w:r>
         <w:rPr>
@@ -185,7 +226,7 @@
           <w:sz w:val="24"/>
           <w:szCs w:val="24"/>
         </w:rPr>
-        <w:t>Warson</w:t>
+        <w:t>Interlochen</w:t>
       </w:r>
       <w:proofErr w:type="spellEnd"/>
       <w:r>
@@ -194,15 +235,55 @@
           <w:sz w:val="24"/>
           <w:szCs w:val="24"/>
         </w:rPr>
-        <w:t xml:space="preserve"> Rd., </w:t>
-      </w:r>
-      <w:r>
-        <w:rPr>
-          <w:rFonts w:ascii="Times New Roman" w:hAnsi="Times New Roman" w:cs="Times New Roman"/>
-          <w:sz w:val="24"/>
-          <w:szCs w:val="24"/>
-        </w:rPr>
-        <w:t xml:space="preserve">St. Louis, MO 63124 </w:t>
+        <w:t xml:space="preserve"> Center for the Arts (C</w:t>
+      </w:r>
+      <w:r>
+        <w:rPr>
+          <w:rFonts w:ascii="Times New Roman" w:hAnsi="Times New Roman" w:cs="Times New Roman"/>
+          <w:sz w:val="24"/>
+          <w:szCs w:val="24"/>
+        </w:rPr>
+        <w:t xml:space="preserve">reative Writing Program): Six </w:t>
+      </w:r>
+      <w:r>
+        <w:rPr>
+          <w:rFonts w:ascii="Times New Roman" w:hAnsi="Times New Roman" w:cs="Times New Roman"/>
+          <w:sz w:val="24"/>
+          <w:szCs w:val="24"/>
+        </w:rPr>
+        <w:t>weeks spent studying and writing creative writing genres such as poetry,</w:t>
+      </w:r>
+      <w:r>
+        <w:rPr>
+          <w:rFonts w:ascii="Times New Roman" w:hAnsi="Times New Roman" w:cs="Times New Roman"/>
+          <w:sz w:val="24"/>
+          <w:szCs w:val="24"/>
+        </w:rPr>
+        <w:t xml:space="preserve"> short fiction, and playwriting, </w:t>
+      </w:r>
+      <w:r>
+        <w:rPr>
+          <w:rFonts w:ascii="Times New Roman" w:hAnsi="Times New Roman" w:cs="Times New Roman"/>
+          <w:sz w:val="24"/>
+          <w:szCs w:val="24"/>
+        </w:rPr>
+        <w:t>summer 2008, summer 2009</w:t>
+      </w:r>
+      <w:r>
+        <w:rPr>
+          <w:rFonts w:ascii="Times New Roman" w:hAnsi="Times New Roman" w:cs="Times New Roman"/>
+          <w:sz w:val="24"/>
+          <w:szCs w:val="24"/>
+        </w:rPr>
+        <w:t xml:space="preserve">summer </w:t>
+      </w:r>
+      <w:r>
+        <w:rPr>
+          <w:rFonts w:ascii="Times New Roman" w:hAnsi="Times New Roman" w:cs="Times New Roman"/>
+          <w:sz w:val="24"/>
+          <w:szCs w:val="24"/>
+        </w:rPr>
+        <w:t xml:space="preserve"> 2010</w:t>
       </w:r>
       <w:commentRangeEnd w:id="4"/>
       <w:r>
@@ -221,71 +302,61 @@
         </w:rPr>
       </w:pPr>
       <w:commentRangeStart w:id="5"/>
-      <w:proofErr w:type="spellStart"/>
-      <w:r>
-        <w:rPr>
-          <w:rFonts w:ascii="Times New Roman" w:hAnsi="Times New Roman" w:cs="Times New Roman"/>
-          <w:sz w:val="24"/>
-          <w:szCs w:val="24"/>
-        </w:rPr>
-        <w:t>Interlochen</w:t>
-      </w:r>
-      <w:proofErr w:type="spellEnd"/>
-      <w:r>
-        <w:rPr>
-          <w:rFonts w:ascii="Times New Roman" w:hAnsi="Times New Roman" w:cs="Times New Roman"/>
-          <w:sz w:val="24"/>
-          <w:szCs w:val="24"/>
-        </w:rPr>
-        <w:t xml:space="preserve"> Center for the Arts (C</w:t>
-      </w:r>
-      <w:r>
-        <w:rPr>
-          <w:rFonts w:ascii="Times New Roman" w:hAnsi="Times New Roman" w:cs="Times New Roman"/>
-          <w:sz w:val="24"/>
-          <w:szCs w:val="24"/>
-        </w:rPr>
-        <w:t xml:space="preserve">reative Writing Program): Six </w:t>
-      </w:r>
-      <w:r>
-        <w:rPr>
-          <w:rFonts w:ascii="Times New Roman" w:hAnsi="Times New Roman" w:cs="Times New Roman"/>
-          <w:sz w:val="24"/>
-          <w:szCs w:val="24"/>
-        </w:rPr>
-        <w:t>weeks spent studying and writing creative writing genres such as poetry,</w:t>
-      </w:r>
-      <w:r>
-        <w:rPr>
-          <w:rFonts w:ascii="Times New Roman" w:hAnsi="Times New Roman" w:cs="Times New Roman"/>
-          <w:sz w:val="24"/>
-          <w:szCs w:val="24"/>
-        </w:rPr>
-        <w:t xml:space="preserve"> short fiction, and playwriting, </w:t>
-      </w:r>
-      <w:r>
-        <w:rPr>
-          <w:rFonts w:ascii="Times New Roman" w:hAnsi="Times New Roman" w:cs="Times New Roman"/>
-          <w:sz w:val="24"/>
-          <w:szCs w:val="24"/>
-        </w:rPr>
-        <w:t>summer 2008, summer 2009</w:t>
-      </w:r>
-      <w:r>
-        <w:rPr>
-          <w:rFonts w:ascii="Times New Roman" w:hAnsi="Times New Roman" w:cs="Times New Roman"/>
-          <w:sz w:val="24"/>
-          <w:szCs w:val="24"/>
-        </w:rPr>
-        <w:t xml:space="preserve">summer </w:t>
-      </w:r>
-      <w:r>
-        <w:rPr>
-          <w:rFonts w:ascii="Times New Roman" w:hAnsi="Times New Roman" w:cs="Times New Roman"/>
-          <w:sz w:val="24"/>
-          <w:szCs w:val="24"/>
-        </w:rPr>
-        <w:t xml:space="preserve"> 2010</w:t>
+      <w:r>
+        <w:rPr>
+          <w:rFonts w:ascii="Times New Roman" w:hAnsi="Times New Roman" w:cs="Times New Roman"/>
+          <w:sz w:val="24"/>
+          <w:szCs w:val="24"/>
+        </w:rPr>
+        <w:t>Iowa Young Writers Studio</w:t>
+      </w:r>
+      <w:r>
+        <w:rPr>
+          <w:rFonts w:ascii="Times New Roman" w:hAnsi="Times New Roman" w:cs="Times New Roman"/>
+          <w:sz w:val="24"/>
+          <w:szCs w:val="24"/>
+        </w:rPr>
+        <w:t xml:space="preserve">: </w:t>
+      </w:r>
+      <w:r>
+        <w:rPr>
+          <w:rFonts w:ascii="Times New Roman" w:hAnsi="Times New Roman" w:cs="Times New Roman"/>
+          <w:sz w:val="24"/>
+          <w:szCs w:val="24"/>
+        </w:rPr>
+        <w:t xml:space="preserve">Two weeks spent studying and writing poetry </w:t>
+      </w:r>
+      <w:r>
+        <w:rPr>
+          <w:rFonts w:ascii="Times New Roman" w:hAnsi="Times New Roman" w:cs="Times New Roman"/>
+          <w:sz w:val="24"/>
+          <w:szCs w:val="24"/>
+        </w:rPr>
+        <w:t xml:space="preserve">and other forms of writing in an </w:t>
+      </w:r>
+      <w:r>
+        <w:rPr>
+          <w:rFonts w:ascii="Times New Roman" w:hAnsi="Times New Roman" w:cs="Times New Roman"/>
+          <w:sz w:val="24"/>
+          <w:szCs w:val="24"/>
+        </w:rPr>
+        <w:t>int</w:t>
+      </w:r>
+      <w:r>
+        <w:rPr>
+          <w:rFonts w:ascii="Times New Roman" w:hAnsi="Times New Roman" w:cs="Times New Roman"/>
+          <w:sz w:val="24"/>
+          <w:szCs w:val="24"/>
+        </w:rPr>
+        <w:t>ensive creative writing program</w:t>
+      </w:r>
+      <w:r>
+        <w:rPr>
+          <w:rFonts w:ascii="Times New Roman" w:hAnsi="Times New Roman" w:cs="Times New Roman"/>
+          <w:sz w:val="24"/>
+          <w:szCs w:val="24"/>
+        </w:rPr>
+        <w:t xml:space="preserve">, summer 2011 </w:t>
       </w:r>
       <w:commentRangeEnd w:id="5"/>
       <w:r>
@@ -297,6 +368,7 @@
     </w:p>
     <w:p>
       <w:pPr>
+        <w:pStyle w:val="NoSpacing"/>
         <w:rPr>
           <w:rFonts w:ascii="Times New Roman" w:hAnsi="Times New Roman" w:cs="Times New Roman"/>
           <w:sz w:val="24"/>
@@ -310,55 +382,7 @@
           <w:sz w:val="24"/>
           <w:szCs w:val="24"/>
         </w:rPr>
-        <w:t>Iowa Young Writers Studio</w:t>
-      </w:r>
-      <w:r>
-        <w:rPr>
-          <w:rFonts w:ascii="Times New Roman" w:hAnsi="Times New Roman" w:cs="Times New Roman"/>
-          <w:sz w:val="24"/>
-          <w:szCs w:val="24"/>
-        </w:rPr>
-        <w:t xml:space="preserve">: </w:t>
-      </w:r>
-      <w:r>
-        <w:rPr>
-          <w:rFonts w:ascii="Times New Roman" w:hAnsi="Times New Roman" w:cs="Times New Roman"/>
-          <w:sz w:val="24"/>
-          <w:szCs w:val="24"/>
-        </w:rPr>
-        <w:t xml:space="preserve">Two weeks spent studying and writing poetry </w:t>
-      </w:r>
-      <w:r>
-        <w:rPr>
-          <w:rFonts w:ascii="Times New Roman" w:hAnsi="Times New Roman" w:cs="Times New Roman"/>
-          <w:sz w:val="24"/>
-          <w:szCs w:val="24"/>
-        </w:rPr>
-        <w:t xml:space="preserve">and other forms of writing in an </w:t>
-      </w:r>
-      <w:r>
-        <w:rPr>
-          <w:rFonts w:ascii="Times New Roman" w:hAnsi="Times New Roman" w:cs="Times New Roman"/>
-          <w:sz w:val="24"/>
-          <w:szCs w:val="24"/>
-        </w:rPr>
-        <w:t>int</w:t>
-      </w:r>
-      <w:r>
-        <w:rPr>
-          <w:rFonts w:ascii="Times New Roman" w:hAnsi="Times New Roman" w:cs="Times New Roman"/>
-          <w:sz w:val="24"/>
-          <w:szCs w:val="24"/>
-        </w:rPr>
-        <w:t>ensive creative writing program</w:t>
-      </w:r>
-      <w:r>
-        <w:rPr>
-          <w:rFonts w:ascii="Times New Roman" w:hAnsi="Times New Roman" w:cs="Times New Roman"/>
-          <w:sz w:val="24"/>
-          <w:szCs w:val="24"/>
-        </w:rPr>
-        <w:t xml:space="preserve">, summer 2011 </w:t>
+        <w:t xml:space="preserve">2012-Present: Washington University in St. </w:t>
       </w:r>
       <w:commentRangeEnd w:id="6"/>
       <w:r>
@@ -366,32 +390,6 @@
           <w:rStyle w:val="CommentReference"/>
         </w:rPr>
         <w:commentReference w:id="6"/>
-      </w:r>
-    </w:p>
-    <w:p>
-      <w:pPr>
-        <w:pStyle w:val="NoSpacing"/>
-        <w:rPr>
-          <w:rFonts w:ascii="Times New Roman" w:hAnsi="Times New Roman" w:cs="Times New Roman"/>
-          <w:sz w:val="24"/>
-          <w:szCs w:val="24"/>
-        </w:rPr>
-      </w:pPr>
-      <w:commentRangeStart w:id="7"/>
-      <w:r>
-        <w:rPr>
-          <w:rFonts w:ascii="Times New Roman" w:hAnsi="Times New Roman" w:cs="Times New Roman"/>
-          <w:sz w:val="24"/>
-          <w:szCs w:val="24"/>
-        </w:rPr>
-        <w:t xml:space="preserve">2012-Present: Washington University in St. </w:t>
-      </w:r>
-      <w:commentRangeEnd w:id="7"/>
-      <w:r>
-        <w:rPr>
-          <w:rStyle w:val="CommentReference"/>
-        </w:rPr>
-        <w:commentReference w:id="7"/>
       </w:r>
       <w:r>
         <w:rPr>
@@ -412,7 +410,7 @@
           <w:szCs w:val="24"/>
         </w:rPr>
       </w:pPr>
-      <w:commentRangeStart w:id="8"/>
+      <w:commentRangeStart w:id="7"/>
       <w:r>
         <w:rPr>
           <w:rFonts w:ascii="Times New Roman" w:hAnsi="Times New Roman" w:cs="Times New Roman"/>
@@ -421,12 +419,12 @@
         </w:rPr>
         <w:t xml:space="preserve">Major: Philosophy, Neuroscience, Psychology </w:t>
       </w:r>
-      <w:commentRangeEnd w:id="8"/>
+      <w:commentRangeEnd w:id="7"/>
       <w:r>
         <w:rPr>
           <w:rStyle w:val="CommentReference"/>
         </w:rPr>
-        <w:commentReference w:id="8"/>
+        <w:commentReference w:id="7"/>
       </w:r>
     </w:p>
     <w:p>
@@ -439,7 +437,7 @@
           <w:szCs w:val="24"/>
         </w:rPr>
       </w:pPr>
-      <w:commentRangeStart w:id="9"/>
+      <w:commentRangeStart w:id="8"/>
       <w:r>
         <w:rPr>
           <w:rFonts w:ascii="Times New Roman" w:hAnsi="Times New Roman" w:cs="Times New Roman"/>
@@ -448,12 +446,12 @@
         </w:rPr>
         <w:t>Minor: Writing</w:t>
       </w:r>
-      <w:commentRangeEnd w:id="9"/>
+      <w:commentRangeEnd w:id="8"/>
       <w:r>
         <w:rPr>
           <w:rStyle w:val="CommentReference"/>
         </w:rPr>
-        <w:commentReference w:id="9"/>
+        <w:commentReference w:id="8"/>
       </w:r>
     </w:p>
     <w:p>
@@ -495,14 +493,42 @@
           <w:szCs w:val="24"/>
         </w:rPr>
       </w:pPr>
+      <w:commentRangeStart w:id="9"/>
+      <w:r>
+        <w:rPr>
+          <w:rFonts w:ascii="Times New Roman" w:hAnsi="Times New Roman" w:cs="Times New Roman"/>
+          <w:sz w:val="24"/>
+          <w:szCs w:val="24"/>
+        </w:rPr>
+        <w:t xml:space="preserve">RESEARCH EXPERIENCE </w:t>
+      </w:r>
+      <w:commentRangeEnd w:id="9"/>
+      <w:r>
+        <w:rPr>
+          <w:rStyle w:val="CommentReference"/>
+        </w:rPr>
+        <w:commentReference w:id="9"/>
+      </w:r>
+    </w:p>
+    <w:p>
+      <w:pPr>
+        <w:pStyle w:val="NoSpacing"/>
+        <w:rPr>
+          <w:rFonts w:ascii="Times New Roman" w:hAnsi="Times New Roman" w:cs="Times New Roman"/>
+          <w:b/>
+          <w:sz w:val="24"/>
+          <w:szCs w:val="24"/>
+        </w:rPr>
+      </w:pPr>
       <w:commentRangeStart w:id="10"/>
       <w:r>
         <w:rPr>
           <w:rFonts w:ascii="Times New Roman" w:hAnsi="Times New Roman" w:cs="Times New Roman"/>
-          <w:sz w:val="24"/>
-          <w:szCs w:val="24"/>
-        </w:rPr>
-        <w:t xml:space="preserve">RESEARCH EXPERIENCE </w:t>
+          <w:b/>
+          <w:sz w:val="24"/>
+          <w:szCs w:val="24"/>
+        </w:rPr>
+        <w:t xml:space="preserve">Research Assistant </w:t>
       </w:r>
       <w:commentRangeEnd w:id="10"/>
       <w:r>
@@ -517,174 +543,146 @@
         <w:pStyle w:val="NoSpacing"/>
         <w:rPr>
           <w:rFonts w:ascii="Times New Roman" w:hAnsi="Times New Roman" w:cs="Times New Roman"/>
+          <w:sz w:val="24"/>
+          <w:szCs w:val="24"/>
+        </w:rPr>
+      </w:pPr>
+      <w:r>
+        <w:rPr>
+          <w:rFonts w:ascii="Times New Roman" w:hAnsi="Times New Roman" w:cs="Times New Roman"/>
           <w:b/>
           <w:sz w:val="24"/>
           <w:szCs w:val="24"/>
         </w:rPr>
-      </w:pPr>
+        <w:tab/>
+      </w:r>
       <w:commentRangeStart w:id="11"/>
       <w:r>
         <w:rPr>
           <w:rFonts w:ascii="Times New Roman" w:hAnsi="Times New Roman" w:cs="Times New Roman"/>
+          <w:sz w:val="24"/>
+          <w:szCs w:val="24"/>
+        </w:rPr>
+        <w:t xml:space="preserve">Washington University </w:t>
+      </w:r>
+      <w:r>
+        <w:rPr>
+          <w:rFonts w:ascii="Times New Roman" w:hAnsi="Times New Roman" w:cs="Times New Roman"/>
+          <w:sz w:val="24"/>
+          <w:szCs w:val="24"/>
+        </w:rPr>
+        <w:t xml:space="preserve">School of Medicine, Black Lab </w:t>
+      </w:r>
+      <w:commentRangeEnd w:id="11"/>
+      <w:r>
+        <w:rPr>
+          <w:rStyle w:val="CommentReference"/>
+        </w:rPr>
+        <w:commentReference w:id="11"/>
+      </w:r>
+    </w:p>
+    <w:p>
+      <w:pPr>
+        <w:pStyle w:val="NoSpacing"/>
+        <w:rPr>
+          <w:rFonts w:ascii="Times New Roman" w:hAnsi="Times New Roman" w:cs="Times New Roman"/>
+          <w:sz w:val="24"/>
+          <w:szCs w:val="24"/>
+        </w:rPr>
+      </w:pPr>
+      <w:r>
+        <w:rPr>
+          <w:rFonts w:ascii="Times New Roman" w:hAnsi="Times New Roman" w:cs="Times New Roman"/>
+          <w:sz w:val="24"/>
+          <w:szCs w:val="24"/>
+        </w:rPr>
+        <w:tab/>
+      </w:r>
+      <w:commentRangeStart w:id="12"/>
+      <w:r>
+        <w:rPr>
+          <w:rFonts w:ascii="Times New Roman" w:hAnsi="Times New Roman" w:cs="Times New Roman"/>
+          <w:sz w:val="24"/>
+          <w:szCs w:val="24"/>
+        </w:rPr>
+        <w:t xml:space="preserve">June </w:t>
+      </w:r>
+      <w:r>
+        <w:rPr>
+          <w:rFonts w:ascii="Times New Roman" w:hAnsi="Times New Roman" w:cs="Times New Roman"/>
+          <w:sz w:val="24"/>
+          <w:szCs w:val="24"/>
+        </w:rPr>
+        <w:t>2012- p</w:t>
+      </w:r>
+      <w:r>
+        <w:rPr>
+          <w:rFonts w:ascii="Times New Roman" w:hAnsi="Times New Roman" w:cs="Times New Roman"/>
+          <w:sz w:val="24"/>
+          <w:szCs w:val="24"/>
+        </w:rPr>
+        <w:t xml:space="preserve">resent </w:t>
+      </w:r>
+      <w:commentRangeEnd w:id="12"/>
+      <w:r>
+        <w:rPr>
+          <w:rStyle w:val="CommentReference"/>
+        </w:rPr>
+        <w:commentReference w:id="12"/>
+      </w:r>
+    </w:p>
+    <w:p>
+      <w:pPr>
+        <w:pStyle w:val="NoSpacing"/>
+        <w:rPr>
+          <w:rFonts w:ascii="Times New Roman" w:hAnsi="Times New Roman" w:cs="Times New Roman"/>
           <w:b/>
           <w:sz w:val="24"/>
           <w:szCs w:val="24"/>
         </w:rPr>
+      </w:pPr>
+      <w:r>
+        <w:rPr>
+          <w:rFonts w:ascii="Times New Roman" w:hAnsi="Times New Roman" w:cs="Times New Roman"/>
+          <w:b/>
+          <w:sz w:val="24"/>
+          <w:szCs w:val="24"/>
+        </w:rPr>
         <w:t xml:space="preserve">Research Assistant </w:t>
       </w:r>
-      <w:commentRangeEnd w:id="11"/>
+    </w:p>
+    <w:p>
+      <w:pPr>
+        <w:pStyle w:val="NoSpacing"/>
+        <w:rPr>
+          <w:rFonts w:ascii="Times New Roman" w:hAnsi="Times New Roman" w:cs="Times New Roman"/>
+          <w:sz w:val="24"/>
+          <w:szCs w:val="24"/>
+        </w:rPr>
+      </w:pPr>
+      <w:r>
+        <w:rPr>
+          <w:rFonts w:ascii="Times New Roman" w:hAnsi="Times New Roman" w:cs="Times New Roman"/>
+          <w:sz w:val="24"/>
+          <w:szCs w:val="24"/>
+        </w:rPr>
+        <w:tab/>
+      </w:r>
+      <w:commentRangeStart w:id="13"/>
+      <w:r>
+        <w:rPr>
+          <w:rFonts w:ascii="Times New Roman" w:hAnsi="Times New Roman" w:cs="Times New Roman"/>
+          <w:sz w:val="24"/>
+          <w:szCs w:val="24"/>
+        </w:rPr>
+        <w:t xml:space="preserve">St. Louis Children’s Hospital, Neuropsychology Department </w:t>
+      </w:r>
+      <w:commentRangeEnd w:id="13"/>
       <w:r>
         <w:rPr>
           <w:rStyle w:val="CommentReference"/>
         </w:rPr>
-        <w:commentReference w:id="11"/>
-      </w:r>
-    </w:p>
-    <w:p>
-      <w:pPr>
-        <w:pStyle w:val="NoSpacing"/>
-        <w:rPr>
-          <w:rFonts w:ascii="Times New Roman" w:hAnsi="Times New Roman" w:cs="Times New Roman"/>
-          <w:sz w:val="24"/>
-          <w:szCs w:val="24"/>
-        </w:rPr>
-      </w:pPr>
-      <w:r>
-        <w:rPr>
-          <w:rFonts w:ascii="Times New Roman" w:hAnsi="Times New Roman" w:cs="Times New Roman"/>
-          <w:b/>
-          <w:sz w:val="24"/>
-          <w:szCs w:val="24"/>
-        </w:rPr>
-        <w:tab/>
-      </w:r>
-      <w:commentRangeStart w:id="12"/>
-      <w:r>
-        <w:rPr>
-          <w:rFonts w:ascii="Times New Roman" w:hAnsi="Times New Roman" w:cs="Times New Roman"/>
-          <w:sz w:val="24"/>
-          <w:szCs w:val="24"/>
-        </w:rPr>
-        <w:t xml:space="preserve">Washington University </w:t>
-      </w:r>
-      <w:r>
-        <w:rPr>
-          <w:rFonts w:ascii="Times New Roman" w:hAnsi="Times New Roman" w:cs="Times New Roman"/>
-          <w:sz w:val="24"/>
-          <w:szCs w:val="24"/>
-        </w:rPr>
-        <w:t xml:space="preserve">School of Medicine, Black Lab </w:t>
-      </w:r>
-      <w:commentRangeEnd w:id="12"/>
-      <w:r>
-        <w:rPr>
-          <w:rStyle w:val="CommentReference"/>
-        </w:rPr>
-        <w:commentReference w:id="12"/>
-      </w:r>
-    </w:p>
-    <w:p>
-      <w:pPr>
-        <w:pStyle w:val="NoSpacing"/>
-        <w:rPr>
-          <w:rFonts w:ascii="Times New Roman" w:hAnsi="Times New Roman" w:cs="Times New Roman"/>
-          <w:sz w:val="24"/>
-          <w:szCs w:val="24"/>
-        </w:rPr>
-      </w:pPr>
-      <w:r>
-        <w:rPr>
-          <w:rFonts w:ascii="Times New Roman" w:hAnsi="Times New Roman" w:cs="Times New Roman"/>
-          <w:sz w:val="24"/>
-          <w:szCs w:val="24"/>
-        </w:rPr>
-        <w:tab/>
-      </w:r>
-      <w:commentRangeStart w:id="13"/>
-      <w:r>
-        <w:rPr>
-          <w:rFonts w:ascii="Times New Roman" w:hAnsi="Times New Roman" w:cs="Times New Roman"/>
-          <w:sz w:val="24"/>
-          <w:szCs w:val="24"/>
-        </w:rPr>
-        <w:t xml:space="preserve">June </w:t>
-      </w:r>
-      <w:r>
-        <w:rPr>
-          <w:rFonts w:ascii="Times New Roman" w:hAnsi="Times New Roman" w:cs="Times New Roman"/>
-          <w:sz w:val="24"/>
-          <w:szCs w:val="24"/>
-        </w:rPr>
-        <w:t>2012- p</w:t>
-      </w:r>
-      <w:r>
-        <w:rPr>
-          <w:rFonts w:ascii="Times New Roman" w:hAnsi="Times New Roman" w:cs="Times New Roman"/>
-          <w:sz w:val="24"/>
-          <w:szCs w:val="24"/>
-        </w:rPr>
-        <w:t xml:space="preserve">resent </w:t>
-      </w:r>
-      <w:commentRangeEnd w:id="13"/>
-      <w:r>
-        <w:rPr>
-          <w:rStyle w:val="CommentReference"/>
-        </w:rPr>
         <w:commentReference w:id="13"/>
-      </w:r>
-    </w:p>
-    <w:p>
-      <w:pPr>
-        <w:pStyle w:val="NoSpacing"/>
-        <w:rPr>
-          <w:rFonts w:ascii="Times New Roman" w:hAnsi="Times New Roman" w:cs="Times New Roman"/>
-          <w:b/>
-          <w:sz w:val="24"/>
-          <w:szCs w:val="24"/>
-        </w:rPr>
-      </w:pPr>
-      <w:r>
-        <w:rPr>
-          <w:rFonts w:ascii="Times New Roman" w:hAnsi="Times New Roman" w:cs="Times New Roman"/>
-          <w:b/>
-          <w:sz w:val="24"/>
-          <w:szCs w:val="24"/>
-        </w:rPr>
-        <w:t xml:space="preserve">Research Assistant </w:t>
-      </w:r>
-    </w:p>
-    <w:p>
-      <w:pPr>
-        <w:pStyle w:val="NoSpacing"/>
-        <w:rPr>
-          <w:rFonts w:ascii="Times New Roman" w:hAnsi="Times New Roman" w:cs="Times New Roman"/>
-          <w:sz w:val="24"/>
-          <w:szCs w:val="24"/>
-        </w:rPr>
-      </w:pPr>
-      <w:r>
-        <w:rPr>
-          <w:rFonts w:ascii="Times New Roman" w:hAnsi="Times New Roman" w:cs="Times New Roman"/>
-          <w:sz w:val="24"/>
-          <w:szCs w:val="24"/>
-        </w:rPr>
-        <w:tab/>
-      </w:r>
-      <w:commentRangeStart w:id="14"/>
-      <w:r>
-        <w:rPr>
-          <w:rFonts w:ascii="Times New Roman" w:hAnsi="Times New Roman" w:cs="Times New Roman"/>
-          <w:sz w:val="24"/>
-          <w:szCs w:val="24"/>
-        </w:rPr>
-        <w:t xml:space="preserve">St. Louis Children’s Hospital, Neuropsychology Department </w:t>
-      </w:r>
-      <w:commentRangeEnd w:id="14"/>
-      <w:r>
-        <w:rPr>
-          <w:rStyle w:val="CommentReference"/>
-        </w:rPr>
-        <w:commentReference w:id="14"/>
       </w:r>
     </w:p>
     <w:p>
@@ -1520,6 +1518,43 @@
           <w:szCs w:val="24"/>
         </w:rPr>
       </w:pPr>
+      <w:bookmarkStart w:id="14" w:name="_GoBack"/>
+      <w:r>
+        <w:rPr>
+          <w:rFonts w:ascii="Times New Roman" w:hAnsi="Times New Roman" w:cs="Times New Roman"/>
+          <w:b/>
+          <w:sz w:val="24"/>
+          <w:szCs w:val="24"/>
+        </w:rPr>
+        <w:t xml:space="preserve">Science Olympiad Event Coach- </w:t>
+      </w:r>
+      <w:r>
+        <w:rPr>
+          <w:rFonts w:ascii="Times New Roman" w:hAnsi="Times New Roman" w:cs="Times New Roman"/>
+          <w:sz w:val="24"/>
+          <w:szCs w:val="24"/>
+        </w:rPr>
+        <w:t xml:space="preserve">coach </w:t>
+      </w:r>
+      <w:proofErr w:type="spellStart"/>
+      <w:r>
+        <w:rPr>
+          <w:rFonts w:ascii="Times New Roman" w:hAnsi="Times New Roman" w:cs="Times New Roman"/>
+          <w:sz w:val="24"/>
+          <w:szCs w:val="24"/>
+        </w:rPr>
+        <w:t>Wydown</w:t>
+      </w:r>
+      <w:proofErr w:type="spellEnd"/>
+      <w:r>
+        <w:rPr>
+          <w:rFonts w:ascii="Times New Roman" w:hAnsi="Times New Roman" w:cs="Times New Roman"/>
+          <w:sz w:val="24"/>
+          <w:szCs w:val="24"/>
+        </w:rPr>
+        <w:t xml:space="preserve"> middle school students weekly for Science Olympiad Regional and State competitions, fall 2014-present. </w:t>
+      </w:r>
+      <w:bookmarkEnd w:id="14"/>
     </w:p>
     <w:sectPr>
       <w:pgSz w:w="12240" w:h="15840"/>
@@ -1533,7 +1568,7 @@
 
 <file path=word/comments.xml><?xml version="1.0" encoding="utf-8"?>
 <w:comments xmlns:wpc="http://schemas.microsoft.com/office/word/2010/wordprocessingCanvas" xmlns:mc="http://schemas.openxmlformats.org/markup-compatibility/2006" xmlns:o="urn:schemas-microsoft-com:office:office" xmlns:r="http://schemas.openxmlformats.org/officeDocument/2006/relationships" xmlns:m="http://schemas.openxmlformats.org/officeDocument/2006/math" xmlns:v="urn:schemas-microsoft-com:vml" xmlns:wp14="http://schemas.microsoft.com/office/word/2010/wordprocessingDrawing" xmlns:wp="http://schemas.openxmlformats.org/drawingml/2006/wordprocessingDrawing" xmlns:w10="urn:schemas-microsoft-com:office:word" xmlns:w="http://schemas.openxmlformats.org/wordprocessingml/2006/main" xmlns:w14="http://schemas.microsoft.com/office/word/2010/wordml" xmlns:wpg="http://schemas.microsoft.com/office/word/2010/wordprocessingGroup" xmlns:wpi="http://schemas.microsoft.com/office/word/2010/wordprocessingInk" xmlns:wne="http://schemas.microsoft.com/office/word/2006/wordml" xmlns:wps="http://schemas.microsoft.com/office/word/2010/wordprocessingShape" mc:Ignorable="w14 wp14">
-  <w:comment w:id="1" w:author="jschechter" w:date="2014-09-03T17:06:00Z" w:initials="j">
+  <w:comment w:id="0" w:author="jschechter" w:date="2014-09-03T17:06:00Z" w:initials="j">
     <w:p>
       <w:pPr>
         <w:pStyle w:val="CommentText"/>
@@ -1549,7 +1584,7 @@
       </w:r>
     </w:p>
   </w:comment>
-  <w:comment w:id="2" w:author="jschechter" w:date="2014-09-03T17:13:00Z" w:initials="j">
+  <w:comment w:id="1" w:author="jschechter" w:date="2014-09-03T17:13:00Z" w:initials="j">
     <w:p>
       <w:pPr>
         <w:pStyle w:val="CommentText"/>
@@ -1573,7 +1608,7 @@
       </w:r>
     </w:p>
   </w:comment>
-  <w:comment w:id="3" w:author="jschechter" w:date="2014-09-03T17:06:00Z" w:initials="j">
+  <w:comment w:id="2" w:author="jschechter" w:date="2014-09-03T17:06:00Z" w:initials="j">
     <w:p>
       <w:pPr>
         <w:pStyle w:val="CommentText"/>
@@ -1586,6 +1621,30 @@
       </w:r>
       <w:r>
         <w:t xml:space="preserve">&lt;h2&gt; </w:t>
+      </w:r>
+    </w:p>
+  </w:comment>
+  <w:comment w:id="3" w:author="jschechter" w:date="2014-09-03T17:14:00Z" w:initials="j">
+    <w:p>
+      <w:pPr>
+        <w:pStyle w:val="CommentText"/>
+      </w:pPr>
+      <w:r>
+        <w:rPr>
+          <w:rStyle w:val="CommentReference"/>
+        </w:rPr>
+        <w:annotationRef/>
+      </w:r>
+      <w:r>
+        <w:t>&lt;</w:t>
+      </w:r>
+      <w:proofErr w:type="gramStart"/>
+      <w:r>
+        <w:t>div</w:t>
+      </w:r>
+      <w:proofErr w:type="gramEnd"/>
+      <w:r>
+        <w:t xml:space="preserve">&gt; </w:t>
       </w:r>
     </w:p>
   </w:comment>
@@ -1613,7 +1672,7 @@
       </w:r>
     </w:p>
   </w:comment>
-  <w:comment w:id="5" w:author="jschechter" w:date="2014-09-03T17:14:00Z" w:initials="j">
+  <w:comment w:id="5" w:author="jschechter" w:date="2014-09-03T17:23:00Z" w:initials="j">
     <w:p>
       <w:pPr>
         <w:pStyle w:val="CommentText"/>
@@ -1673,15 +1732,7 @@
         <w:annotationRef/>
       </w:r>
       <w:r>
-        <w:t>&lt;</w:t>
-      </w:r>
-      <w:proofErr w:type="gramStart"/>
-      <w:r>
-        <w:t>div</w:t>
-      </w:r>
-      <w:proofErr w:type="gramEnd"/>
-      <w:r>
-        <w:t xml:space="preserve">&gt; </w:t>
+        <w:t xml:space="preserve">&lt;p&gt; </w:t>
       </w:r>
     </w:p>
   </w:comment>
@@ -1701,7 +1752,7 @@
       </w:r>
     </w:p>
   </w:comment>
-  <w:comment w:id="9" w:author="jschechter" w:date="2014-09-03T17:23:00Z" w:initials="j">
+  <w:comment w:id="9" w:author="jschechter" w:date="2014-09-03T17:08:00Z" w:initials="j">
     <w:p>
       <w:pPr>
         <w:pStyle w:val="CommentText"/>
@@ -1713,11 +1764,11 @@
         <w:annotationRef/>
       </w:r>
       <w:r>
-        <w:t xml:space="preserve">&lt;p&gt; </w:t>
+        <w:t xml:space="preserve">&lt;h2&gt; </w:t>
       </w:r>
     </w:p>
   </w:comment>
-  <w:comment w:id="10" w:author="jschechter" w:date="2014-09-03T17:08:00Z" w:initials="j">
+  <w:comment w:id="10" w:author="jschechter" w:date="2014-09-03T17:24:00Z" w:initials="j">
     <w:p>
       <w:pPr>
         <w:pStyle w:val="CommentText"/>
@@ -1729,7 +1780,7 @@
         <w:annotationRef/>
       </w:r>
       <w:r>
-        <w:t xml:space="preserve">&lt;h2&gt; </w:t>
+        <w:t xml:space="preserve">&lt;h3&gt; </w:t>
       </w:r>
     </w:p>
   </w:comment>
@@ -1745,7 +1796,7 @@
         <w:annotationRef/>
       </w:r>
       <w:r>
-        <w:t xml:space="preserve">&lt;h3&gt; </w:t>
+        <w:t xml:space="preserve">&lt;p&gt; </w:t>
       </w:r>
     </w:p>
   </w:comment>
@@ -1765,23 +1816,7 @@
       </w:r>
     </w:p>
   </w:comment>
-  <w:comment w:id="13" w:author="jschechter" w:date="2014-09-03T17:24:00Z" w:initials="j">
-    <w:p>
-      <w:pPr>
-        <w:pStyle w:val="CommentText"/>
-      </w:pPr>
-      <w:r>
-        <w:rPr>
-          <w:rStyle w:val="CommentReference"/>
-        </w:rPr>
-        <w:annotationRef/>
-      </w:r>
-      <w:r>
-        <w:t xml:space="preserve">&lt;p&gt; </w:t>
-      </w:r>
-    </w:p>
-  </w:comment>
-  <w:comment w:id="14" w:author="jschechter" w:date="2014-09-03T17:25:00Z" w:initials="j">
+  <w:comment w:id="13" w:author="jschechter" w:date="2014-09-03T17:25:00Z" w:initials="j">
     <w:p>
       <w:pPr>
         <w:pStyle w:val="CommentText"/>
@@ -2843,7 +2878,7 @@
 </file>
 
 <file path=customXml/itemProps1.xml><?xml version="1.0" encoding="utf-8"?>
-<ds:datastoreItem xmlns:ds="http://schemas.openxmlformats.org/officeDocument/2006/customXml" ds:itemID="{7D27141E-3625-4374-9F5F-8EDE9175347F}">
+<ds:datastoreItem xmlns:ds="http://schemas.openxmlformats.org/officeDocument/2006/customXml" ds:itemID="{56436808-1CE1-48C7-AA0D-ECDA6D9E2851}">
   <ds:schemaRefs>
     <ds:schemaRef ds:uri="http://schemas.openxmlformats.org/officeDocument/2006/bibliography"/>
   </ds:schemaRefs>
